--- a/aula-5/apostila/Trabalho-Rotas-Aula05.docx
+++ b/aula-5/apostila/Trabalho-Rotas-Aula05.docx
@@ -2962,7 +2962,7 @@
                 <w:rFonts w:ascii="Segoe UI" w:hAnsi="Segoe UI"/>
                 <w:sz w:val="21"/>
               </w:rPr>
-              <w:t>Digite /home direto na barra de endereços, sem fazer login: a página abre. Isso não é um defeito do React Router — é o que acontece quando a única verificação de acesso está no front-end. Quem decide se alguém pode ver uma tela é o servidor, e é isso que vamos construir com o back-end em C# do sistema de ponto eletrônico.</w:t>
+              <w:t>Digite /home direto na barra de endereços, sem fazer login: a página abre. Isso não é um defeito do React Router — é o que acontece quando a única verificação de acesso está no front-end. Quem decide se alguém pode ver uma tela é o servidor, e é isso que vamos construir no back-end em Python com FastAPI do sistema de ponto eletrônico.</w:t>
             </w:r>
           </w:p>
         </w:tc>
@@ -3590,7 +3590,7 @@
           <w:color w:val="555560"/>
           <w:sz w:val="22"/>
         </w:rPr>
-        <w:t>Na próxima aula começamos o outro lado da história: o back-end em C# do sistema de ponto eletrônico — quem vai, de verdade, conferir a senha e decidir quem entra.</w:t>
+        <w:t>Na próxima aula começamos o outro lado da história: o back-end em Python com FastAPI — quem vai, de verdade, conferir a senha e decidir quem entra.</w:t>
       </w:r>
     </w:p>
     <w:sectPr>
